--- a/The Dolphins' View of History/chapters/18 - Ships, Gunpowder, and Gold - Exploration, Conquest, and the Colonial Age.docx
+++ b/The Dolphins' View of History/chapters/18 - Ships, Gunpowder, and Gold - Exploration, Conquest, and the Colonial Age.docx
@@ -9,6 +9,7 @@
         <w:jc w:val="center"/>
         <w:outlineLvl w:val="0"/>
       </w:pPr>
+      <w:bookmarkStart w:name="_Chapter014" w:id="1"/>
       <w:r>
         <w:rPr>
           <w:rFonts w:ascii="Amazon Ember" w:cs="Amazon Ember" w:eastAsia="Amazon Ember" w:hAnsi="Amazon Ember"/>
@@ -20,6 +21,7 @@
         </w:rPr>
         <w:t xml:space="preserve">The 15th to 17th Centuries: Ships, Gunpowder, and Gold — Exploration, Conquest, and the Colonial Age</w:t>
       </w:r>
+      <w:bookmarkEnd w:id="1"/>
     </w:p>
     <w:p>
       <w:pPr>
@@ -50,23 +52,23 @@
         <w:spacing w:after="200"/>
       </w:pPr>
       <w:r>
-        <w:t xml:space="preserve">Europe's outward push followed closely on the heels of catastrophe. The Black Death, which had arrived in 1347 along the roads of the Silk Roads chapter and killed an estimated third to half of Europe's population within a few years, had reordered labor, land ownership, and the balance of power between peasants and nobility by the time the voyages of exploration began a century and a half later.</w:t>
-      </w:r>
-    </w:p>
-    <w:p>
-      <w:pPr>
-        <w:spacing w:after="200"/>
-      </w:pPr>
-      <w:r>
-        <w:t xml:space="preserve">Portugal did the patient groundwork first. Prince Henry the Navigator sponsored expeditions down the African coast from the 1420s onward without ever sailing himself; Bartolomeu Dias rounded the continent's southern tip in 1488, and Vasco da Gama used that route to reach India by sea in 1498, breaking the overland spice monopoly Venice and the Islamic world had held for centuries. Christopher Columbus, an Italian sailing for the Spanish crown, went west for the same Asian markets in 1492 and instead reached the Caribbean, opening a hemisphere Europeans did not know was in the way. Amerigo Vespucci's voyages soon after convinced European mapmakers this was a genuinely new continent rather than the edge of Asia, and a 1507 German map, taking his word for it, labeled it “America” — a naming accident Columbus, who had died the year before, never learned about. Ferdinand Magellan's expedition, sailing for Spain, completed the first circumnavigation of the globe in 1522, though Magellan himself died partway through it, in the Philippines.</w:t>
-      </w:r>
-    </w:p>
-    <w:p>
-      <w:pPr>
-        <w:spacing w:after="200"/>
-      </w:pPr>
-      <w:r>
-        <w:t xml:space="preserve">England arrived late and, for its first century in the race, unsuccessfully. John Cabot, another Italian navigator, reached the coast of North America sailing for England in 1497, but no sustained English colony followed for over a hundred years; Roanoke, planted in 1587, disappeared entirely and was never explained. England's real entry came in the following century instead: the East India Company, chartered in 1600, and the Jamestown colony, founded in 1607, both starting small and unglamorous next to Spain's silver and Portugal's spice routes. Within three centuries, the empire built from those two unpromising beginnings would eclipse both.</w:t>
+        <w:t xml:space="preserve">Europe’s outward push followed closely on the heels of catastrophe. The Black Death, which had arrived in 1347 along the roads of the Silk Roads chapter and killed an estimated third to half of Europe’s population within a few years, had reordered labor, land ownership, and the balance of power between peasants and nobility by the time the voyages of exploration began a century and a half later.</w:t>
+      </w:r>
+    </w:p>
+    <w:p>
+      <w:pPr>
+        <w:spacing w:after="200"/>
+      </w:pPr>
+      <w:r>
+        <w:t xml:space="preserve">Portugal did the patient groundwork first. Prince Henry the Navigator sponsored expeditions down the African coast from the 1420s onward without ever sailing himself; Bartolomeu Dias rounded the continent’s southern tip in 1488, and Vasco da Gama used that route to reach India by sea in 1498, breaking the overland spice monopoly Venice and the Islamic world had held for centuries. Christopher Columbus, an Italian sailing for the Spanish crown, went west for the same Asian markets in 1492 and instead reached the Caribbean, opening a hemisphere Europeans did not know was in the way. Amerigo Vespucci’s voyages soon after convinced European mapmakers this was a genuinely new continent rather than the edge of Asia, and a 1507 German map, taking his word for it, labeled it “America” — a naming accident Columbus, who had died the year before, never learned about. Ferdinand Magellan’s expedition, sailing for Spain, completed the first circumnavigation of the globe in 1522, though Magellan himself died partway through it, in the Philippines.</w:t>
+      </w:r>
+    </w:p>
+    <w:p>
+      <w:pPr>
+        <w:spacing w:after="200"/>
+      </w:pPr>
+      <w:r>
+        <w:t xml:space="preserve">England arrived late and, for its first century in the race, unsuccessfully. John Cabot, another Italian navigator, reached the coast of North America sailing for England in 1497, but no sustained English colony followed for over a hundred years; Roanoke, planted in 1587, disappeared entirely and was never explained. England’s real entry came in the following century instead: the East India Company, chartered in 1600, and the Jamestown colony, founded in 1607, both starting small and unglamorous next to Spain’s silver and Portugal’s spice routes. Within three centuries, the empire built from those two unpromising beginnings would eclipse both.</w:t>
       </w:r>
     </w:p>
     <w:p>
@@ -82,15 +84,15 @@
         <w:spacing w:after="200"/>
       </w:pPr>
       <w:r>
-        <w:t xml:space="preserve">Much of the competition between these empires was carried out by men whose legal status depended solely on which flag happened to be paying them that year. Francis Drake raided Spanish treasure ships across the Caribbean and Pacific through the 1570s and 80s, completed the second circumnavigation of the globe in the process, and was knighted for all of it by Elizabeth I in 1581 — by Spain's perfectly reasonable accounting, a pirate who happened to be drawing an English queen's salary.</w:t>
-      </w:r>
-    </w:p>
-    <w:p>
-      <w:pPr>
-        <w:spacing w:after="200"/>
-      </w:pPr>
-      <w:r>
-        <w:t xml:space="preserve">The conquest of the Americas that followed was, in the dolphins' accounting, not primarily a military story. Disease did most of the killing: smallpox, measles, and influenza, carried unknowingly by the first waves of contact, killed a majority of the Indigenous population of the Americas over the following century and a half. Estimates of the share range from around half to as high as 90 percent, because the population they are measured against is itself disputed. Historians now stress that disease did not work alone. War, forced labor, the enslavement of Indigenous people, famine, and the breaking up of communities all made epidemics deadlier than they would otherwise have been. Cortés took the Aztec capital, Tenochtitlan, in 1521, after smallpox had swept through it; Pizarro captured the Inca emperor Atahualpa in 1532, in an empire already torn by an epidemic and a civil war over the succession.</w:t>
+        <w:t xml:space="preserve">Much of the competition between these empires was carried out by men whose legal status depended solely on which flag happened to be paying them that year. Francis Drake raided Spanish treasure ships across the Caribbean and Pacific through the 1570s and 80s, completed the second circumnavigation of the globe in the process, and was knighted for all of it by Elizabeth I in 1581 — by Spain’s perfectly reasonable accounting, a pirate who happened to be drawing an English queen’s salary.</w:t>
+      </w:r>
+    </w:p>
+    <w:p>
+      <w:pPr>
+        <w:spacing w:after="200"/>
+      </w:pPr>
+      <w:r>
+        <w:t xml:space="preserve">The conquest of the Americas that followed was, in the dolphins’ accounting, not primarily a military story. Disease did most of the killing: smallpox, measles, and influenza, carried unknowingly by the first waves of contact, killed a majority of the Indigenous population of the Americas over the following century and a half. Estimates of the share range from around half to as high as 90 percent, because the population they are measured against is itself disputed. Historians now stress that disease did not work alone. War, forced labor, the enslavement of Indigenous people, famine, and the breaking up of communities all made epidemics deadlier than they would otherwise have been. Cortés took the Aztec capital, Tenochtitlan, in 1521, after smallpox had swept through it; Pizarro captured the Inca emperor Atahualpa in 1532, in an empire already torn by an epidemic and a civil war over the succession.</w:t>
       </w:r>
     </w:p>
     <w:p>
@@ -130,15 +132,15 @@
         <w:spacing w:after="200"/>
       </w:pPr>
       <w:r>
-        <w:t xml:space="preserve">Some historians, following his biographer Vincent Carretta, point to a baptismal record and a naval muster roll that give Equiano's birthplace as South Carolina, and wonder whether he built his African chapters from what other survivors told him; others defend his account as his own. Either way, the scene in the hold matches what ship records, surgeons' logs, and other survivors describe.</w:t>
-      </w:r>
-    </w:p>
-    <w:p>
-      <w:pPr>
-        <w:spacing w:after="200"/>
-      </w:pPr>
-      <w:r>
-        <w:t xml:space="preserve">One sentence in Equiano's account the dolphins have never been able to read past. So ill that the crew kept him almost always on deck, and too young to be put in fetters, he watched the water and wrote: “Often did I think many of the inhabitants of the deep much more happy than myself. I envied them the freedom they enjoyed.”</w:t>
+        <w:t xml:space="preserve">Some historians, following his biographer Vincent Carretta, point to a baptismal record and a naval muster roll that give Equiano’s birthplace as South Carolina, and wonder whether he built his African chapters from what other survivors told him; others defend his account as his own. Either way, the scene in the hold matches what ship records, surgeons’ logs, and other survivors describe.</w:t>
+      </w:r>
+    </w:p>
+    <w:p>
+      <w:pPr>
+        <w:spacing w:after="200"/>
+      </w:pPr>
+      <w:r>
+        <w:t xml:space="preserve">One sentence in Equiano’s account the dolphins have never been able to read past. So ill that the crew kept him almost always on deck, and too young to be put in fetters, he watched the water and wrote: “Often did I think many of the inhabitants of the deep much more happy than myself. I envied them the freedom they enjoyed.”</w:t>
       </w:r>
     </w:p>
     <w:p>
@@ -154,7 +156,7 @@
         <w:spacing w:after="200"/>
       </w:pPr>
       <w:r>
-        <w:t xml:space="preserve">Among the captives was a young man of about nineteen named Kossola, taken when Dahomey's soldiers attacked his town in what is now Benin. In Alabama, the man who claimed him could not pronounce his name, and Kossola told him to call him Cudjo. Freed in 1865, he and other Clotilda survivors saved their wages, bought land, and built a settlement outside Mobile that they called African Town. In 1927 and 1928 the writer Zora Neale Hurston sat with him there and wrote down his life in his own words; the book, Barracoon, was not published until 2018. He died in 1935, one of the last survivors of the last known slave ship to reach the United States.</w:t>
+        <w:t xml:space="preserve">Among the captives was a young man of about nineteen named Kossola, taken when Dahomey’s soldiers attacked his town in what is now Benin. In Alabama, the man who claimed him could not pronounce his name, and Kossola told him to call him Cudjo. Freed in 1865, he and other Clotilda survivors saved their wages, bought land, and built a settlement outside Mobile that they called African Town. In 1927 and 1928 the writer Zora Neale Hurston sat with him there and wrote down his life in his own words; the book, Barracoon, was not published until 2018. He died in 1935, one of the last survivors of the last known slave ship to reach the United States.</w:t>
       </w:r>
     </w:p>
     <w:p>

--- a/The Dolphins' View of History/chapters/18 - Ships, Gunpowder, and Gold - Exploration, Conquest, and the Colonial Age.docx
+++ b/The Dolphins' View of History/chapters/18 - Ships, Gunpowder, and Gold - Exploration, Conquest, and the Colonial Age.docx
@@ -5,6 +5,7 @@
     <w:p>
       <w:pPr>
         <w:pStyle w:val="Heading1"/>
+        <w:pageBreakBefore/>
         <w:spacing w:after="300"/>
         <w:jc w:val="center"/>
         <w:outlineLvl w:val="0"/>
@@ -15,9 +16,9 @@
           <w:rFonts w:ascii="Amazon Ember" w:cs="Amazon Ember" w:eastAsia="Amazon Ember" w:hAnsi="Amazon Ember"/>
           <w:b/>
           <w:bCs/>
-          <w:color w:val="0000FF"/>
-          <w:sz w:val="36"/>
-          <w:szCs w:val="36"/>
+          <w:color w:val="1F4E79"/>
+          <w:sz w:val="32"/>
+          <w:szCs w:val="32"/>
         </w:rPr>
         <w:t xml:space="preserve">The 15th to 17th Centuries: Ships, Gunpowder, and Gold — Exploration, Conquest, and the Colonial Age</w:t>
       </w:r>
@@ -168,7 +169,7 @@
       </w:r>
     </w:p>
     <w:sectPr>
-      <w:pgSz w:w="12240" w:h="15840" w:orient="portrait"/>
+      <w:pgSz w:w="8640" w:h="12960" w:orient="portrait"/>
       <w:pgMar w:top="1440" w:right="1440" w:bottom="1440" w:left="1440" w:header="708" w:footer="708" w:gutter="0"/>
       <w:pgNumType/>
       <w:docGrid w:linePitch="360"/>

--- a/The Dolphins' View of History/chapters/18 - Ships, Gunpowder, and Gold - Exploration, Conquest, and the Colonial Age.docx
+++ b/The Dolphins' View of History/chapters/18 - Ships, Gunpowder, and Gold - Exploration, Conquest, and the Colonial Age.docx
@@ -77,7 +77,7 @@
         <w:spacing w:after="200"/>
       </w:pPr>
       <w:r>
-        <w:t xml:space="preserve">Gunpowder, invented in China centuries earlier, had by this point been adapted into cannon and firearms that gave technologically organized states a decisive edge over societies without them. Historians coined the term “gunpowder empires” for the Ottoman, Safavid, and Mughal states, which rose on exactly this advantage; Spain, Portugal, and later England and France ran the same arithmetic, carried by ship.</w:t>
+        <w:t xml:space="preserve">Gunpowder, invented in China centuries earlier, had by this point been adapted into cannon and firearms that gave technologically organized states a decisive edge over societies without them. Historians coined the term “gunpowder empires” for the Ottoman, Safavid, and Mughal states, whose rise combined gunpowder weapons with cavalry, centralized administration, and the fiscal systems needed to pay for both; Spain, Portugal, and later England and France ran the same arithmetic, carried by ship.</w:t>
       </w:r>
     </w:p>
     <w:p>
@@ -165,7 +165,7 @@
         <w:spacing w:after="200"/>
       </w:pPr>
       <w:r>
-        <w:t xml:space="preserve">Divers found the burned hull of the Clotilda in 2018, in the Mobile River upstream of Mobile Bay, a few miles from the town its passengers built.</w:t>
+        <w:t xml:space="preserve">Divers confirmed the burned hull of the Clotilda in 2019, in the Mobile River upstream of Mobile Bay, a few miles from the town its passengers built.</w:t>
       </w:r>
     </w:p>
     <w:sectPr>
